--- a/res/synthetic_fascicoli/fascicoli/fascicolo_sintetico_034/sentenza.docx
+++ b/res/synthetic_fascicoli/fascicoli/fascicolo_sintetico_034/sentenza.docx
@@ -338,7 +338,7 @@
               <w:rStyle w:val="PlaceholderText"/>
               <w:lang w:val="en-US"/>
             </w:rPr>
-            <w:t>905/2025</w:t>
+            <w:t/>
           </w:r>
         </w:sdtContent>
       </w:sdt>
@@ -400,7 +400,7 @@
               <w:rStyle w:val="PlaceholderText"/>
               <w:lang w:val="en-US"/>
             </w:rPr>
-            <w:t>Matteo Gallo</w:t>
+            <w:t>Carlos Rodrigues Souza-Souza, Jose Souza</w:t>
           </w:r>
         </w:sdtContent>
       </w:sdt>
@@ -444,7 +444,7 @@
               <w:rStyle w:val="PlaceholderText"/>
               <w:lang w:val="en-US"/>
             </w:rPr>
-            <w:t>Sara Marini</w:t>
+            <w:t>Renata Rodrigues, Rafael Souza</w:t>
           </w:r>
         </w:sdtContent>
       </w:sdt>
@@ -805,7 +805,7 @@
             <w:rPr>
               <w:rStyle w:val="PlaceholderText"/>
             </w:rPr>
-            <w:t>13-01-2024</w:t>
+            <w:t>15-09-2025</w:t>
           </w:r>
         </w:sdtContent>
       </w:sdt>
@@ -909,7 +909,7 @@
               <w:rStyle w:val="PlaceholderText"/>
               <w:lang w:val="en-US"/>
             </w:rPr>
-            <w:t>Il Ministero dell'Interno, tramite l'Avvocatura Distrettuale dello Stato di Brescia, si è costituito in giudizio il 02-06-2024.</w:t>
+            <w:t>Nonostante la regolare notificazione del ricorso, il Ministero dell'Interno non si è costituito.</w:t>
           </w:r>
         </w:sdtContent>
       </w:sdt>
@@ -950,7 +950,7 @@
             <w:rPr>
               <w:rStyle w:val="PlaceholderText"/>
             </w:rPr>
-            <w:t>SI</w:t>
+            <w:t/>
           </w:r>
         </w:sdtContent>
       </w:sdt>
@@ -1034,7 +1034,7 @@
             <w:rPr>
               <w:rStyle w:val="PlaceholderText"/>
             </w:rPr>
-            <w:t>Paolo Carlo Neri</w:t>
+            <w:t>Renata Aparecida Costa</w:t>
           </w:r>
         </w:sdtContent>
       </w:sdt>
@@ -1149,7 +1149,7 @@
               <w:rStyle w:val="PlaceholderText"/>
               <w:lang w:val="en-US"/>
             </w:rPr>
-            <w:t>18-11-1954</w:t>
+            <w:t>22-12-1962</w:t>
           </w:r>
         </w:sdtContent>
       </w:sdt>
@@ -1368,7 +1368,7 @@
               <w:rStyle w:val="PlaceholderText"/>
               <w:lang w:val="en-US"/>
             </w:rPr>
-            <w:t>Linea di discendenza allegata: Paolo Carlo Neri -&gt; Paolo Neri -&gt; Matteo Gallo</w:t>
+            <w:t>Linea di discendenza allegata: Renata Aparecida Costa -&gt; Juliana Rodrigues -&gt; Pedro Nunes Rodrigues -&gt; Larissa Maria Barbosa Nunes -&gt; Jose Souza -&gt; Carlos Rodrigues Souza</w:t>
           </w:r>
         </w:sdtContent>
       </w:sdt>
@@ -2513,7 +2513,7 @@
               <w:rStyle w:val="PlaceholderText"/>
               <w:lang w:val="en-US"/>
             </w:rPr>
-            <w:t>Quest'ultima norma non si applica dunque al presente ricorso, iscritto a ruolo prima del 27.3.25.</w:t>
+            <w:t/>
           </w:r>
         </w:p>
       </w:sdtContent>
@@ -2803,7 +2803,7 @@
               <w:rStyle w:val="PlaceholderText"/>
               <w:lang w:val="en-US"/>
             </w:rPr>
-            <w:t>Di contro, il Ministero dell'Interno si è limitato a evocare l'accertamento di eventuali fattispecie estintive del diritto, senza nemmeno allegarle (né aver provato una richiesta di informazioni all'Autorità Consolare).</w:t>
+            <w:t>Di contro, il Ministero dell'Interno non si è costituito.</w:t>
           </w:r>
         </w:p>
       </w:sdtContent>
@@ -3247,7 +3247,9 @@
               <w:rStyle w:val="PlaceholderText"/>
               <w:lang w:val="en-US"/>
             </w:rPr>
-            <w:t>Matteo Gallo, nato/a a Sao Paulo il 13-12-1991</w:t>
+            <w:t>Carlos Rodrigues Souza-Souza, nato/a a Rio de Janeiro il 29-02-1980</w:t>
+            <w:br/>
+            <w:t>Jose Souza, nato/a a Fortaleza il 15-02-1993</w:t>
           </w:r>
         </w:p>
       </w:sdtContent>
@@ -3294,7 +3296,7 @@
             <w:rPr>
               <w:rStyle w:val="PlaceholderText"/>
             </w:rPr>
-            <w:t>è cittadino italiano</w:t>
+            <w:t>sono cittadini italiani</w:t>
           </w:r>
         </w:sdtContent>
       </w:sdt>
